--- a/14_ACP01/ACP01 - Module 1 - Introduction/ACP01 - Module 1 - Introduction - Revision Notes.docx
+++ b/14_ACP01/ACP01 - Module 1 - Introduction/ACP01 - Module 1 - Introduction - Revision Notes.docx
@@ -140,6 +140,184 @@
         </w:drawing>
       </w:r>
     </w:p>
+    <w:p>
+      <w:r>
+        <w:lastRenderedPageBreak/>
+        <w:drawing>
+          <wp:inline distT="0" distB="0" distL="0" distR="0" wp14:anchorId="60E3AD83" wp14:editId="19845A21">
+            <wp:extent cx="5616575" cy="6105525"/>
+            <wp:effectExtent l="0" t="0" r="3175" b="9525"/>
+            <wp:docPr id="1274427122" name="Picture 1"/>
+            <wp:cNvGraphicFramePr>
+              <a:graphicFrameLocks xmlns:a="http://schemas.openxmlformats.org/drawingml/2006/main" noChangeAspect="1"/>
+            </wp:cNvGraphicFramePr>
+            <a:graphic xmlns:a="http://schemas.openxmlformats.org/drawingml/2006/main">
+              <a:graphicData uri="http://schemas.openxmlformats.org/drawingml/2006/picture">
+                <pic:pic xmlns:pic="http://schemas.openxmlformats.org/drawingml/2006/picture">
+                  <pic:nvPicPr>
+                    <pic:cNvPr id="1274427122" name=""/>
+                    <pic:cNvPicPr/>
+                  </pic:nvPicPr>
+                  <pic:blipFill>
+                    <a:blip r:embed="rId7"/>
+                    <a:stretch>
+                      <a:fillRect/>
+                    </a:stretch>
+                  </pic:blipFill>
+                  <pic:spPr>
+                    <a:xfrm>
+                      <a:off x="0" y="0"/>
+                      <a:ext cx="5616575" cy="6105525"/>
+                    </a:xfrm>
+                    <a:prstGeom prst="rect">
+                      <a:avLst/>
+                    </a:prstGeom>
+                  </pic:spPr>
+                </pic:pic>
+              </a:graphicData>
+            </a:graphic>
+          </wp:inline>
+        </w:drawing>
+      </w:r>
+    </w:p>
+    <w:p>
+      <w:r>
+        <w:lastRenderedPageBreak/>
+        <w:t xml:space="preserve">1/ </w:t>
+      </w:r>
+      <w:r>
+        <w:t>To allow new users to try AWS services for free within limits</w:t>
+      </w:r>
+    </w:p>
+    <w:p>
+      <w:r>
+        <w:t xml:space="preserve">2/ </w:t>
+      </w:r>
+      <w:r>
+        <w:t>Root user</w:t>
+      </w:r>
+    </w:p>
+    <w:p>
+      <w:r>
+        <w:t xml:space="preserve">3/ </w:t>
+      </w:r>
+      <w:r>
+        <w:t>65 total, but only 50 are scored</w:t>
+      </w:r>
+    </w:p>
+    <w:p>
+      <w:r>
+        <w:t xml:space="preserve">4/ </w:t>
+      </w:r>
+      <w:r>
+        <w:t>90 minutes</w:t>
+      </w:r>
+    </w:p>
+    <w:p>
+      <w:r>
+        <w:t xml:space="preserve">5/ </w:t>
+      </w:r>
+      <w:r>
+        <w:t>700</w:t>
+      </w:r>
+    </w:p>
+    <w:p>
+      <w:r>
+        <w:lastRenderedPageBreak/>
+        <w:drawing>
+          <wp:inline distT="0" distB="0" distL="0" distR="0" wp14:anchorId="48B2B9DE" wp14:editId="0B9147F4">
+            <wp:extent cx="5728335" cy="6105525"/>
+            <wp:effectExtent l="0" t="0" r="5715" b="9525"/>
+            <wp:docPr id="342915056" name="Picture 1"/>
+            <wp:cNvGraphicFramePr>
+              <a:graphicFrameLocks xmlns:a="http://schemas.openxmlformats.org/drawingml/2006/main" noChangeAspect="1"/>
+            </wp:cNvGraphicFramePr>
+            <a:graphic xmlns:a="http://schemas.openxmlformats.org/drawingml/2006/main">
+              <a:graphicData uri="http://schemas.openxmlformats.org/drawingml/2006/picture">
+                <pic:pic xmlns:pic="http://schemas.openxmlformats.org/drawingml/2006/picture">
+                  <pic:nvPicPr>
+                    <pic:cNvPr id="342915056" name=""/>
+                    <pic:cNvPicPr/>
+                  </pic:nvPicPr>
+                  <pic:blipFill>
+                    <a:blip r:embed="rId8"/>
+                    <a:stretch>
+                      <a:fillRect/>
+                    </a:stretch>
+                  </pic:blipFill>
+                  <pic:spPr>
+                    <a:xfrm>
+                      <a:off x="0" y="0"/>
+                      <a:ext cx="5728335" cy="6105525"/>
+                    </a:xfrm>
+                    <a:prstGeom prst="rect">
+                      <a:avLst/>
+                    </a:prstGeom>
+                  </pic:spPr>
+                </pic:pic>
+              </a:graphicData>
+            </a:graphic>
+          </wp:inline>
+        </w:drawing>
+      </w:r>
+    </w:p>
+    <w:p>
+      <w:r>
+        <w:lastRenderedPageBreak/>
+        <w:t>6</w:t>
+      </w:r>
+      <w:r>
+        <w:t xml:space="preserve">/ </w:t>
+      </w:r>
+      <w:r>
+        <w:t>A set of cloud computing services offered by Amazon</w:t>
+      </w:r>
+    </w:p>
+    <w:p>
+      <w:r>
+        <w:t>7</w:t>
+      </w:r>
+      <w:r>
+        <w:t xml:space="preserve">/ </w:t>
+      </w:r>
+      <w:r>
+        <w:t>Enable MFA and do not use it for daily tasks</w:t>
+      </w:r>
+    </w:p>
+    <w:p>
+      <w:r>
+        <w:t>8</w:t>
+      </w:r>
+      <w:r>
+        <w:t xml:space="preserve">/ </w:t>
+      </w:r>
+      <w:r>
+        <w:t>Anyone wanting to learn AWS, technical or non-technical</w:t>
+      </w:r>
+    </w:p>
+    <w:p>
+      <w:r>
+        <w:t>9</w:t>
+      </w:r>
+      <w:r>
+        <w:t xml:space="preserve">/ </w:t>
+      </w:r>
+      <w:r>
+        <w:t>An IAM admin user for daily use</w:t>
+      </w:r>
+    </w:p>
+    <w:p>
+      <w:r>
+        <w:t>10</w:t>
+      </w:r>
+      <w:r>
+        <w:t xml:space="preserve">/ </w:t>
+      </w:r>
+      <w:r>
+        <w:t>Select the number of answers specified in the question</w:t>
+      </w:r>
+    </w:p>
+    <w:p/>
     <w:sectPr>
       <w:pgSz w:w="16838" w:h="11906" w:orient="landscape"/>
       <w:pgMar w:top="851" w:right="568" w:bottom="1440" w:left="567" w:header="708" w:footer="708" w:gutter="0"/>
@@ -753,7 +931,6 @@
   <w:style w:type="character" w:default="1" w:styleId="DefaultParagraphFont">
     <w:name w:val="Default Paragraph Font"/>
     <w:uiPriority w:val="1"/>
-    <w:semiHidden/>
     <w:unhideWhenUsed/>
   </w:style>
   <w:style w:type="table" w:default="1" w:styleId="TableNormal">
